--- a/HUONG-DAN-TRIEN-KHAI.docx
+++ b/HUONG-DAN-TRIEN-KHAI.docx
@@ -5863,6 +5863,581 @@
         <w:spacing w:after="140"/>
       </w:pPr>
     </w:p>
+    <w:p>
+      <w:pPr>
+        <w:pStyle w:val="Heading2"/>
+        <w:spacing w:after="140" w:before="260"/>
+      </w:pPr>
+      <w:r>
+        <w:rPr>
+          <w:b/>
+          <w:bCs/>
+          <w:color w:val="1D4ED8"/>
+          <w:sz w:val="26"/>
+          <w:szCs w:val="26"/>
+        </w:rPr>
+        <w:t xml:space="preserve">6b. Ánh xạ 4 bồn — đã chốt theo dây thật</w:t>
+      </w:r>
+    </w:p>
+    <w:p>
+      <w:pPr>
+        <w:spacing w:after="120" w:before="0"/>
+      </w:pPr>
+      <w:r>
+        <w:rPr>
+          <w:sz w:val="22"/>
+          <w:szCs w:val="22"/>
+        </w:rPr>
+        <w:t xml:space="preserve">Nhóm phần cứng đã xác nhận thứ tự này. Backend và dashboard đã đặt tên theo đúng đây.</w:t>
+      </w:r>
+    </w:p>
+    <w:p>
+      <w:pPr>
+        <w:spacing w:after="60"/>
+      </w:pPr>
+    </w:p>
+    <w:tbl>
+      <w:tblPr>
+        <w:tblW w:type="pct" w:w="100%"/>
+        <w:tblBorders>
+          <w:top w:val="single" w:color="CBD5E1" w:sz="2"/>
+          <w:left w:val="single" w:color="CBD5E1" w:sz="2"/>
+          <w:bottom w:val="single" w:color="CBD5E1" w:sz="2"/>
+          <w:right w:val="single" w:color="CBD5E1" w:sz="2"/>
+          <w:insideH w:val="single" w:color="E2E8F0" w:sz="1"/>
+          <w:insideV w:val="single" w:color="E2E8F0" w:sz="1"/>
+        </w:tblBorders>
+      </w:tblPr>
+      <w:tblGrid>
+        <w:gridCol w:w="100"/>
+        <w:gridCol w:w="100"/>
+        <w:gridCol w:w="100"/>
+        <w:gridCol w:w="100"/>
+      </w:tblGrid>
+      <w:tr>
+        <w:trPr>
+          <w:tblHeader/>
+        </w:trPr>
+        <w:tc>
+          <w:tcPr>
+            <w:tcW w:type="pct" w:w="22%"/>
+            <w:shd w:fill="E8F0FE" w:val="clear"/>
+            <w:tcMar>
+              <w:top w:type="dxa" w:w="60"/>
+              <w:left w:type="dxa" w:w="110"/>
+              <w:bottom w:type="dxa" w:w="60"/>
+              <w:right w:type="dxa" w:w="110"/>
+            </w:tcMar>
+          </w:tcPr>
+          <w:p>
+            <w:pPr>
+              <w:spacing w:after="0"/>
+            </w:pPr>
+            <w:r>
+              <w:rPr>
+                <w:b/>
+                <w:bCs/>
+                <w:sz w:val="20"/>
+                <w:szCs w:val="20"/>
+              </w:rPr>
+              <w:t xml:space="preserve">Cảm biến</w:t>
+            </w:r>
+          </w:p>
+        </w:tc>
+        <w:tc>
+          <w:tcPr>
+            <w:tcW w:type="pct" w:w="26%"/>
+            <w:shd w:fill="E8F0FE" w:val="clear"/>
+            <w:tcMar>
+              <w:top w:type="dxa" w:w="60"/>
+              <w:left w:type="dxa" w:w="110"/>
+              <w:bottom w:type="dxa" w:w="60"/>
+              <w:right w:type="dxa" w:w="110"/>
+            </w:tcMar>
+          </w:tcPr>
+          <w:p>
+            <w:pPr>
+              <w:spacing w:after="0"/>
+            </w:pPr>
+            <w:r>
+              <w:rPr>
+                <w:b/>
+                <w:bCs/>
+                <w:sz w:val="20"/>
+                <w:szCs w:val="20"/>
+              </w:rPr>
+              <w:t xml:space="preserve">Chân STM32</w:t>
+            </w:r>
+          </w:p>
+        </w:tc>
+        <w:tc>
+          <w:tcPr>
+            <w:tcW w:type="pct" w:w="16%"/>
+            <w:shd w:fill="E8F0FE" w:val="clear"/>
+            <w:tcMar>
+              <w:top w:type="dxa" w:w="60"/>
+              <w:left w:type="dxa" w:w="110"/>
+              <w:bottom w:type="dxa" w:w="60"/>
+              <w:right w:type="dxa" w:w="110"/>
+            </w:tcMar>
+          </w:tcPr>
+          <w:p>
+            <w:pPr>
+              <w:spacing w:after="0"/>
+            </w:pPr>
+            <w:r>
+              <w:rPr>
+                <w:b/>
+                <w:bCs/>
+                <w:sz w:val="20"/>
+                <w:szCs w:val="20"/>
+              </w:rPr>
+              <w:t xml:space="preserve">Biến</w:t>
+            </w:r>
+          </w:p>
+        </w:tc>
+        <w:tc>
+          <w:tcPr>
+            <w:tcW w:type="pct" w:w="36%"/>
+            <w:shd w:fill="E8F0FE" w:val="clear"/>
+            <w:tcMar>
+              <w:top w:type="dxa" w:w="60"/>
+              <w:left w:type="dxa" w:w="110"/>
+              <w:bottom w:type="dxa" w:w="60"/>
+              <w:right w:type="dxa" w:w="110"/>
+            </w:tcMar>
+          </w:tcPr>
+          <w:p>
+            <w:pPr>
+              <w:spacing w:after="0"/>
+            </w:pPr>
+            <w:r>
+              <w:rPr>
+                <w:b/>
+                <w:bCs/>
+                <w:sz w:val="20"/>
+                <w:szCs w:val="20"/>
+              </w:rPr>
+              <w:t xml:space="preserve">Bồn</w:t>
+            </w:r>
+          </w:p>
+        </w:tc>
+      </w:tr>
+      <w:tr>
+        <w:tc>
+          <w:tcPr>
+            <w:tcW w:type="pct" w:w="22%"/>
+            <w:tcMar>
+              <w:top w:type="dxa" w:w="60"/>
+              <w:left w:type="dxa" w:w="110"/>
+              <w:bottom w:type="dxa" w:w="60"/>
+              <w:right w:type="dxa" w:w="110"/>
+            </w:tcMar>
+          </w:tcPr>
+          <w:p>
+            <w:pPr>
+              <w:spacing w:after="0"/>
+            </w:pPr>
+            <w:r>
+              <w:rPr>
+                <w:sz w:val="20"/>
+                <w:szCs w:val="20"/>
+              </w:rPr>
+              <w:t xml:space="preserve">Siêu âm 1</w:t>
+            </w:r>
+          </w:p>
+        </w:tc>
+        <w:tc>
+          <w:tcPr>
+            <w:tcW w:type="pct" w:w="26%"/>
+            <w:tcMar>
+              <w:top w:type="dxa" w:w="60"/>
+              <w:left w:type="dxa" w:w="110"/>
+              <w:bottom w:type="dxa" w:w="60"/>
+              <w:right w:type="dxa" w:w="110"/>
+            </w:tcMar>
+          </w:tcPr>
+          <w:p>
+            <w:pPr>
+              <w:spacing w:after="0"/>
+            </w:pPr>
+            <w:r>
+              <w:rPr>
+                <w:sz w:val="20"/>
+                <w:szCs w:val="20"/>
+              </w:rPr>
+              <w:t xml:space="preserve">PB13 (ECHO1)</w:t>
+            </w:r>
+          </w:p>
+        </w:tc>
+        <w:tc>
+          <w:tcPr>
+            <w:tcW w:type="pct" w:w="16%"/>
+            <w:tcMar>
+              <w:top w:type="dxa" w:w="60"/>
+              <w:left w:type="dxa" w:w="110"/>
+              <w:bottom w:type="dxa" w:w="60"/>
+              <w:right w:type="dxa" w:w="110"/>
+            </w:tcMar>
+          </w:tcPr>
+          <w:p>
+            <w:pPr>
+              <w:spacing w:after="0"/>
+            </w:pPr>
+            <w:r>
+              <w:rPr>
+                <w:sz w:val="20"/>
+                <w:szCs w:val="20"/>
+              </w:rPr>
+              <w:t xml:space="preserve">Dist1</w:t>
+            </w:r>
+          </w:p>
+        </w:tc>
+        <w:tc>
+          <w:tcPr>
+            <w:tcW w:type="pct" w:w="36%"/>
+            <w:tcMar>
+              <w:top w:type="dxa" w:w="60"/>
+              <w:left w:type="dxa" w:w="110"/>
+              <w:bottom w:type="dxa" w:w="60"/>
+              <w:right w:type="dxa" w:w="110"/>
+            </w:tcMar>
+          </w:tcPr>
+          <w:p>
+            <w:pPr>
+              <w:spacing w:after="0"/>
+            </w:pPr>
+            <w:r>
+              <w:rPr>
+                <w:sz w:val="20"/>
+                <w:szCs w:val="20"/>
+              </w:rPr>
+              <w:t xml:space="preserve">Bồn Đạm</w:t>
+            </w:r>
+          </w:p>
+        </w:tc>
+      </w:tr>
+      <w:tr>
+        <w:tc>
+          <w:tcPr>
+            <w:tcW w:type="pct" w:w="22%"/>
+            <w:tcMar>
+              <w:top w:type="dxa" w:w="60"/>
+              <w:left w:type="dxa" w:w="110"/>
+              <w:bottom w:type="dxa" w:w="60"/>
+              <w:right w:type="dxa" w:w="110"/>
+            </w:tcMar>
+          </w:tcPr>
+          <w:p>
+            <w:pPr>
+              <w:spacing w:after="0"/>
+            </w:pPr>
+            <w:r>
+              <w:rPr>
+                <w:sz w:val="20"/>
+                <w:szCs w:val="20"/>
+              </w:rPr>
+              <w:t xml:space="preserve">Siêu âm 2</w:t>
+            </w:r>
+          </w:p>
+        </w:tc>
+        <w:tc>
+          <w:tcPr>
+            <w:tcW w:type="pct" w:w="26%"/>
+            <w:tcMar>
+              <w:top w:type="dxa" w:w="60"/>
+              <w:left w:type="dxa" w:w="110"/>
+              <w:bottom w:type="dxa" w:w="60"/>
+              <w:right w:type="dxa" w:w="110"/>
+            </w:tcMar>
+          </w:tcPr>
+          <w:p>
+            <w:pPr>
+              <w:spacing w:after="0"/>
+            </w:pPr>
+            <w:r>
+              <w:rPr>
+                <w:sz w:val="20"/>
+                <w:szCs w:val="20"/>
+              </w:rPr>
+              <w:t xml:space="preserve">PB14 (ECHO2)</w:t>
+            </w:r>
+          </w:p>
+        </w:tc>
+        <w:tc>
+          <w:tcPr>
+            <w:tcW w:type="pct" w:w="16%"/>
+            <w:tcMar>
+              <w:top w:type="dxa" w:w="60"/>
+              <w:left w:type="dxa" w:w="110"/>
+              <w:bottom w:type="dxa" w:w="60"/>
+              <w:right w:type="dxa" w:w="110"/>
+            </w:tcMar>
+          </w:tcPr>
+          <w:p>
+            <w:pPr>
+              <w:spacing w:after="0"/>
+            </w:pPr>
+            <w:r>
+              <w:rPr>
+                <w:sz w:val="20"/>
+                <w:szCs w:val="20"/>
+              </w:rPr>
+              <w:t xml:space="preserve">Dist2</w:t>
+            </w:r>
+          </w:p>
+        </w:tc>
+        <w:tc>
+          <w:tcPr>
+            <w:tcW w:type="pct" w:w="36%"/>
+            <w:tcMar>
+              <w:top w:type="dxa" w:w="60"/>
+              <w:left w:type="dxa" w:w="110"/>
+              <w:bottom w:type="dxa" w:w="60"/>
+              <w:right w:type="dxa" w:w="110"/>
+            </w:tcMar>
+          </w:tcPr>
+          <w:p>
+            <w:pPr>
+              <w:spacing w:after="0"/>
+            </w:pPr>
+            <w:r>
+              <w:rPr>
+                <w:sz w:val="20"/>
+                <w:szCs w:val="20"/>
+              </w:rPr>
+              <w:t xml:space="preserve">Bồn Kali</w:t>
+            </w:r>
+          </w:p>
+        </w:tc>
+      </w:tr>
+      <w:tr>
+        <w:tc>
+          <w:tcPr>
+            <w:tcW w:type="pct" w:w="22%"/>
+            <w:tcMar>
+              <w:top w:type="dxa" w:w="60"/>
+              <w:left w:type="dxa" w:w="110"/>
+              <w:bottom w:type="dxa" w:w="60"/>
+              <w:right w:type="dxa" w:w="110"/>
+            </w:tcMar>
+          </w:tcPr>
+          <w:p>
+            <w:pPr>
+              <w:spacing w:after="0"/>
+            </w:pPr>
+            <w:r>
+              <w:rPr>
+                <w:sz w:val="20"/>
+                <w:szCs w:val="20"/>
+              </w:rPr>
+              <w:t xml:space="preserve">Siêu âm 3</w:t>
+            </w:r>
+          </w:p>
+        </w:tc>
+        <w:tc>
+          <w:tcPr>
+            <w:tcW w:type="pct" w:w="26%"/>
+            <w:tcMar>
+              <w:top w:type="dxa" w:w="60"/>
+              <w:left w:type="dxa" w:w="110"/>
+              <w:bottom w:type="dxa" w:w="60"/>
+              <w:right w:type="dxa" w:w="110"/>
+            </w:tcMar>
+          </w:tcPr>
+          <w:p>
+            <w:pPr>
+              <w:spacing w:after="0"/>
+            </w:pPr>
+            <w:r>
+              <w:rPr>
+                <w:sz w:val="20"/>
+                <w:szCs w:val="20"/>
+              </w:rPr>
+              <w:t xml:space="preserve">PB15 (ECHO3)</w:t>
+            </w:r>
+          </w:p>
+        </w:tc>
+        <w:tc>
+          <w:tcPr>
+            <w:tcW w:type="pct" w:w="16%"/>
+            <w:tcMar>
+              <w:top w:type="dxa" w:w="60"/>
+              <w:left w:type="dxa" w:w="110"/>
+              <w:bottom w:type="dxa" w:w="60"/>
+              <w:right w:type="dxa" w:w="110"/>
+            </w:tcMar>
+          </w:tcPr>
+          <w:p>
+            <w:pPr>
+              <w:spacing w:after="0"/>
+            </w:pPr>
+            <w:r>
+              <w:rPr>
+                <w:sz w:val="20"/>
+                <w:szCs w:val="20"/>
+              </w:rPr>
+              <w:t xml:space="preserve">Dist3</w:t>
+            </w:r>
+          </w:p>
+        </w:tc>
+        <w:tc>
+          <w:tcPr>
+            <w:tcW w:type="pct" w:w="36%"/>
+            <w:tcMar>
+              <w:top w:type="dxa" w:w="60"/>
+              <w:left w:type="dxa" w:w="110"/>
+              <w:bottom w:type="dxa" w:w="60"/>
+              <w:right w:type="dxa" w:w="110"/>
+            </w:tcMar>
+          </w:tcPr>
+          <w:p>
+            <w:pPr>
+              <w:spacing w:after="0"/>
+            </w:pPr>
+            <w:r>
+              <w:rPr>
+                <w:sz w:val="20"/>
+                <w:szCs w:val="20"/>
+              </w:rPr>
+              <w:t xml:space="preserve">Bồn Nước</w:t>
+            </w:r>
+          </w:p>
+        </w:tc>
+      </w:tr>
+      <w:tr>
+        <w:tc>
+          <w:tcPr>
+            <w:tcW w:type="pct" w:w="22%"/>
+            <w:tcMar>
+              <w:top w:type="dxa" w:w="60"/>
+              <w:left w:type="dxa" w:w="110"/>
+              <w:bottom w:type="dxa" w:w="60"/>
+              <w:right w:type="dxa" w:w="110"/>
+            </w:tcMar>
+          </w:tcPr>
+          <w:p>
+            <w:pPr>
+              <w:spacing w:after="0"/>
+            </w:pPr>
+            <w:r>
+              <w:rPr>
+                <w:sz w:val="20"/>
+                <w:szCs w:val="20"/>
+              </w:rPr>
+              <w:t xml:space="preserve">Siêu âm 4</w:t>
+            </w:r>
+          </w:p>
+        </w:tc>
+        <w:tc>
+          <w:tcPr>
+            <w:tcW w:type="pct" w:w="26%"/>
+            <w:tcMar>
+              <w:top w:type="dxa" w:w="60"/>
+              <w:left w:type="dxa" w:w="110"/>
+              <w:bottom w:type="dxa" w:w="60"/>
+              <w:right w:type="dxa" w:w="110"/>
+            </w:tcMar>
+          </w:tcPr>
+          <w:p>
+            <w:pPr>
+              <w:spacing w:after="0"/>
+            </w:pPr>
+            <w:r>
+              <w:rPr>
+                <w:sz w:val="20"/>
+                <w:szCs w:val="20"/>
+              </w:rPr>
+              <w:t xml:space="preserve">PA8 (ECHO4)</w:t>
+            </w:r>
+          </w:p>
+        </w:tc>
+        <w:tc>
+          <w:tcPr>
+            <w:tcW w:type="pct" w:w="16%"/>
+            <w:tcMar>
+              <w:top w:type="dxa" w:w="60"/>
+              <w:left w:type="dxa" w:w="110"/>
+              <w:bottom w:type="dxa" w:w="60"/>
+              <w:right w:type="dxa" w:w="110"/>
+            </w:tcMar>
+          </w:tcPr>
+          <w:p>
+            <w:pPr>
+              <w:spacing w:after="0"/>
+            </w:pPr>
+            <w:r>
+              <w:rPr>
+                <w:sz w:val="20"/>
+                <w:szCs w:val="20"/>
+              </w:rPr>
+              <w:t xml:space="preserve">Dist4</w:t>
+            </w:r>
+          </w:p>
+        </w:tc>
+        <w:tc>
+          <w:tcPr>
+            <w:tcW w:type="pct" w:w="36%"/>
+            <w:tcMar>
+              <w:top w:type="dxa" w:w="60"/>
+              <w:left w:type="dxa" w:w="110"/>
+              <w:bottom w:type="dxa" w:w="60"/>
+              <w:right w:type="dxa" w:w="110"/>
+            </w:tcMar>
+          </w:tcPr>
+          <w:p>
+            <w:pPr>
+              <w:spacing w:after="0"/>
+            </w:pPr>
+            <w:r>
+              <w:rPr>
+                <w:sz w:val="20"/>
+                <w:szCs w:val="20"/>
+              </w:rPr>
+              <w:t xml:space="preserve">Bồn Trộn</w:t>
+            </w:r>
+          </w:p>
+        </w:tc>
+      </w:tr>
+    </w:tbl>
+    <w:p>
+      <w:pPr>
+        <w:spacing w:after="100"/>
+      </w:pPr>
+    </w:p>
+    <w:p>
+      <w:pPr>
+        <w:spacing w:after="120"/>
+      </w:pPr>
+      <w:r>
+        <w:rPr>
+          <w:sz w:val="22"/>
+          <w:szCs w:val="22"/>
+        </w:rPr>
+        <w:t xml:space="preserve">Dời đầu dò sang chân khác thì chỉ cần </w:t>
+      </w:r>
+      <w:r>
+        <w:rPr>
+          <w:b/>
+          <w:bCs/>
+          <w:sz w:val="22"/>
+          <w:szCs w:val="22"/>
+        </w:rPr>
+        <w:t xml:space="preserve">đổi tên trong SETTINGS → Hiệu chuẩn bồn nước</w:t>
+      </w:r>
+      <w:r>
+        <w:rPr>
+          <w:sz w:val="22"/>
+          <w:szCs w:val="22"/>
+        </w:rPr>
+        <w:t xml:space="preserve">, không phải sửa code.</w:t>
+      </w:r>
+    </w:p>
+    <w:p>
+      <w:pPr>
+        <w:spacing w:after="120"/>
+      </w:pPr>
+    </w:p>
     <w:tbl>
       <w:tblPr>
         <w:tblW w:type="pct" w:w="100%"/>
@@ -5901,7 +6476,7 @@
                 <w:sz w:val="22"/>
                 <w:szCs w:val="22"/>
               </w:rPr>
-              <w:t xml:space="preserve">Cần kiểm tra: ánh xạ 4 bồn đang mâu thuẫn trong chính code gốc</w:t>
+              <w:t xml:space="preserve">Hệ quả: logic AUTO trong ESP32 đang dùng nhầm hai biến</w:t>
             </w:r>
           </w:p>
           <w:p>
@@ -5913,7 +6488,7 @@
                 <w:sz w:val="22"/>
                 <w:szCs w:val="22"/>
               </w:rPr>
-              <w:t xml:space="preserve">Biến </w:t>
+              <w:t xml:space="preserve">Với ánh xạ đã chốt ở trên, hai chỗ trong </w:t>
             </w:r>
             <w:r>
               <w:rPr>
@@ -5922,30 +6497,14 @@
                 <w:sz w:val="20"/>
                 <w:szCs w:val="20"/>
               </w:rPr>
-              <w:t xml:space="preserve">Dist3</w:t>
+              <w:t xml:space="preserve">esp32_master.ino</w:t>
             </w:r>
             <w:r>
               <w:rPr>
                 <w:sz w:val="22"/>
                 <w:szCs w:val="22"/>
               </w:rPr>
-              <w:t xml:space="preserve"> và </w:t>
-            </w:r>
-            <w:r>
-              <w:rPr>
-                <w:rFonts w:ascii="Consolas" w:cs="Consolas" w:eastAsia="Consolas" w:hAnsi="Consolas"/>
-                <w:color w:val="9333EA"/>
-                <w:sz w:val="20"/>
-                <w:szCs w:val="20"/>
-              </w:rPr>
-              <w:t xml:space="preserve">Dist4</w:t>
-            </w:r>
-            <w:r>
-              <w:rPr>
-                <w:sz w:val="22"/>
-                <w:szCs w:val="22"/>
-              </w:rPr>
-              <w:t xml:space="preserve"> đang được hiểu theo </w:t>
+              <w:t xml:space="preserve"> tham chiếu </w:t>
             </w:r>
             <w:r>
               <w:rPr>
@@ -5954,14 +6513,14 @@
                 <w:sz w:val="22"/>
                 <w:szCs w:val="22"/>
               </w:rPr>
-              <w:t xml:space="preserve">hai cách khác nhau</w:t>
+              <w:t xml:space="preserve">ngược nhau</w:t>
             </w:r>
             <w:r>
               <w:rPr>
                 <w:sz w:val="22"/>
                 <w:szCs w:val="22"/>
               </w:rPr>
-              <w:t xml:space="preserve"> ở các file khác nhau:</w:t>
+              <w:t xml:space="preserve">:</w:t>
             </w:r>
           </w:p>
           <w:p>
@@ -5973,7 +6532,7 @@
                 <w:sz w:val="22"/>
                 <w:szCs w:val="22"/>
               </w:rPr>
-              <w:t xml:space="preserve">• Chú thích trong STM32: </w:t>
+              <w:t xml:space="preserve">• </w:t>
             </w:r>
             <w:r>
               <w:rPr>
@@ -5982,102 +6541,14 @@
                 <w:sz w:val="20"/>
                 <w:szCs w:val="20"/>
               </w:rPr>
-              <w:t xml:space="preserve">Dist3</w:t>
+              <w:t xml:space="preserve">if (Dist3 &gt; 50.0)</w:t>
             </w:r>
             <w:r>
               <w:rPr>
                 <w:sz w:val="22"/>
                 <w:szCs w:val="22"/>
               </w:rPr>
-              <w:t xml:space="preserve"> = Bồn Kali, </w:t>
-            </w:r>
-            <w:r>
-              <w:rPr>
-                <w:rFonts w:ascii="Consolas" w:cs="Consolas" w:eastAsia="Consolas" w:hAnsi="Consolas"/>
-                <w:color w:val="9333EA"/>
-                <w:sz w:val="20"/>
-                <w:szCs w:val="20"/>
-              </w:rPr>
-              <w:t xml:space="preserve">Dist4</w:t>
-            </w:r>
-            <w:r>
-              <w:rPr>
-                <w:sz w:val="22"/>
-                <w:szCs w:val="22"/>
-              </w:rPr>
-              <w:t xml:space="preserve"> = Bồn Nước</w:t>
-            </w:r>
-          </w:p>
-          <w:p>
-            <w:pPr>
-              <w:spacing w:after="60"/>
-            </w:pPr>
-            <w:r>
-              <w:rPr>
-                <w:sz w:val="22"/>
-                <w:szCs w:val="22"/>
-              </w:rPr>
-              <w:t xml:space="preserve">• Thứ tự hiện lên Nextion: </w:t>
-            </w:r>
-            <w:r>
-              <w:rPr>
-                <w:rFonts w:ascii="Consolas" w:cs="Consolas" w:eastAsia="Consolas" w:hAnsi="Consolas"/>
-                <w:color w:val="9333EA"/>
-                <w:sz w:val="20"/>
-                <w:szCs w:val="20"/>
-              </w:rPr>
-              <w:t xml:space="preserve">Dist3</w:t>
-            </w:r>
-            <w:r>
-              <w:rPr>
-                <w:sz w:val="22"/>
-                <w:szCs w:val="22"/>
-              </w:rPr>
-              <w:t xml:space="preserve"> = Bồn Nước, </w:t>
-            </w:r>
-            <w:r>
-              <w:rPr>
-                <w:rFonts w:ascii="Consolas" w:cs="Consolas" w:eastAsia="Consolas" w:hAnsi="Consolas"/>
-                <w:color w:val="9333EA"/>
-                <w:sz w:val="20"/>
-                <w:szCs w:val="20"/>
-              </w:rPr>
-              <w:t xml:space="preserve">Dist4</w:t>
-            </w:r>
-            <w:r>
-              <w:rPr>
-                <w:sz w:val="22"/>
-                <w:szCs w:val="22"/>
-              </w:rPr>
-              <w:t xml:space="preserve"> = Trộn</w:t>
-            </w:r>
-          </w:p>
-          <w:p>
-            <w:pPr>
-              <w:spacing w:after="60"/>
-            </w:pPr>
-            <w:r>
-              <w:rPr>
-                <w:sz w:val="22"/>
-                <w:szCs w:val="22"/>
-              </w:rPr>
-              <w:t xml:space="preserve">• Logic pha phân trong ESP32: </w:t>
-            </w:r>
-            <w:r>
-              <w:rPr>
-                <w:rFonts w:ascii="Consolas" w:cs="Consolas" w:eastAsia="Consolas" w:hAnsi="Consolas"/>
-                <w:color w:val="9333EA"/>
-                <w:sz w:val="20"/>
-                <w:szCs w:val="20"/>
-              </w:rPr>
-              <w:t xml:space="preserve">Dist3</w:t>
-            </w:r>
-            <w:r>
-              <w:rPr>
-                <w:sz w:val="22"/>
-                <w:szCs w:val="22"/>
-              </w:rPr>
-              <w:t xml:space="preserve"> = </w:t>
+              <w:t xml:space="preserve"> — định đọc mức </w:t>
             </w:r>
             <w:r>
               <w:rPr>
@@ -6093,7 +6564,7 @@
                 <w:sz w:val="22"/>
                 <w:szCs w:val="22"/>
               </w:rPr>
-              <w:t xml:space="preserve">, </w:t>
+              <w:t xml:space="preserve"> để bơm nước vào, nhưng </w:t>
             </w:r>
             <w:r>
               <w:rPr>
@@ -6102,14 +6573,14 @@
                 <w:sz w:val="20"/>
                 <w:szCs w:val="20"/>
               </w:rPr>
-              <w:t xml:space="preserve">Dist4</w:t>
+              <w:t xml:space="preserve">Dist3</w:t>
             </w:r>
             <w:r>
               <w:rPr>
                 <w:sz w:val="22"/>
                 <w:szCs w:val="22"/>
               </w:rPr>
-              <w:t xml:space="preserve"> = </w:t>
+              <w:t xml:space="preserve"> là </w:t>
             </w:r>
             <w:r>
               <w:rPr>
@@ -6130,19 +6601,173 @@
                 <w:sz w:val="22"/>
                 <w:szCs w:val="22"/>
               </w:rPr>
-              <w:t xml:space="preserve">Điều này ảnh hưởng đến hành vi thật: khóa an toàn “bồn cạn” và bước “bơm nước vào bồn trộn” đều dựa vào hai biến này.</w:t>
-            </w:r>
-          </w:p>
-          <w:p>
-            <w:pPr>
-              <w:spacing w:after="60"/>
-            </w:pPr>
+              <w:t xml:space="preserve">• </w:t>
+            </w:r>
+            <w:r>
+              <w:rPr>
+                <w:rFonts w:ascii="Consolas" w:cs="Consolas" w:eastAsia="Consolas" w:hAnsi="Consolas"/>
+                <w:color w:val="9333EA"/>
+                <w:sz w:val="20"/>
+                <w:szCs w:val="20"/>
+              </w:rPr>
+              <w:t xml:space="preserve">isTankEmpty = (Dist4 &gt; 80)</w:t>
+            </w:r>
             <w:r>
               <w:rPr>
                 <w:sz w:val="22"/>
                 <w:szCs w:val="22"/>
               </w:rPr>
-              <w:t xml:space="preserve">Hãy đo thực tế xem đầu dò nào cắm vào chân nào (ECHO1=PB13, ECHO2=PB14, ECHO3=PB15, ECHO4=PA8) rồi thống nhất lại một cách duy nhất.</w:t>
+              <w:t xml:space="preserve"> — định đọc mức </w:t>
+            </w:r>
+            <w:r>
+              <w:rPr>
+                <w:b/>
+                <w:bCs/>
+                <w:sz w:val="22"/>
+                <w:szCs w:val="22"/>
+              </w:rPr>
+              <w:t xml:space="preserve">bồn Nước</w:t>
+            </w:r>
+            <w:r>
+              <w:rPr>
+                <w:sz w:val="22"/>
+                <w:szCs w:val="22"/>
+              </w:rPr>
+              <w:t xml:space="preserve"> cho khóa an toàn, nhưng </w:t>
+            </w:r>
+            <w:r>
+              <w:rPr>
+                <w:rFonts w:ascii="Consolas" w:cs="Consolas" w:eastAsia="Consolas" w:hAnsi="Consolas"/>
+                <w:color w:val="9333EA"/>
+                <w:sz w:val="20"/>
+                <w:szCs w:val="20"/>
+              </w:rPr>
+              <w:t xml:space="preserve">Dist4</w:t>
+            </w:r>
+            <w:r>
+              <w:rPr>
+                <w:sz w:val="22"/>
+                <w:szCs w:val="22"/>
+              </w:rPr>
+              <w:t xml:space="preserve"> là </w:t>
+            </w:r>
+            <w:r>
+              <w:rPr>
+                <w:b/>
+                <w:bCs/>
+                <w:sz w:val="22"/>
+                <w:szCs w:val="22"/>
+              </w:rPr>
+              <w:t xml:space="preserve">bồn Trộn</w:t>
+            </w:r>
+          </w:p>
+          <w:p>
+            <w:pPr>
+              <w:spacing w:after="60"/>
+            </w:pPr>
+            <w:r>
+              <w:rPr>
+                <w:sz w:val="22"/>
+                <w:szCs w:val="22"/>
+              </w:rPr>
+              <w:t xml:space="preserve">Hậu quả: bơm châm nước vào bồn trộn chạy theo mực bồn nguồn, và khóa an toàn “hết nước” kích hoạt theo mực bồn trộn.</w:t>
+            </w:r>
+          </w:p>
+          <w:p>
+            <w:pPr>
+              <w:spacing w:after="60"/>
+            </w:pPr>
+            <w:r>
+              <w:rPr>
+                <w:b/>
+                <w:bCs/>
+                <w:sz w:val="22"/>
+                <w:szCs w:val="22"/>
+              </w:rPr>
+              <w:t xml:space="preserve">Cách sửa:</w:t>
+            </w:r>
+            <w:r>
+              <w:rPr>
+                <w:sz w:val="22"/>
+                <w:szCs w:val="22"/>
+              </w:rPr>
+              <w:t xml:space="preserve"> đổi chỗ hai biến trong </w:t>
+            </w:r>
+            <w:r>
+              <w:rPr>
+                <w:rFonts w:ascii="Consolas" w:cs="Consolas" w:eastAsia="Consolas" w:hAnsi="Consolas"/>
+                <w:color w:val="9333EA"/>
+                <w:sz w:val="20"/>
+                <w:szCs w:val="20"/>
+              </w:rPr>
+              <w:t xml:space="preserve">handleAutoMixingLogic()</w:t>
+            </w:r>
+            <w:r>
+              <w:rPr>
+                <w:sz w:val="22"/>
+                <w:szCs w:val="22"/>
+              </w:rPr>
+              <w:t xml:space="preserve"> và </w:t>
+            </w:r>
+            <w:r>
+              <w:rPr>
+                <w:rFonts w:ascii="Consolas" w:cs="Consolas" w:eastAsia="Consolas" w:hAnsi="Consolas"/>
+                <w:color w:val="9333EA"/>
+                <w:sz w:val="20"/>
+                <w:szCs w:val="20"/>
+              </w:rPr>
+              <w:t xml:space="preserve">handleAutoIrrigationLogic()</w:t>
+            </w:r>
+            <w:r>
+              <w:rPr>
+                <w:sz w:val="22"/>
+                <w:szCs w:val="22"/>
+              </w:rPr>
+              <w:t xml:space="preserve"> — dùng </w:t>
+            </w:r>
+            <w:r>
+              <w:rPr>
+                <w:rFonts w:ascii="Consolas" w:cs="Consolas" w:eastAsia="Consolas" w:hAnsi="Consolas"/>
+                <w:color w:val="9333EA"/>
+                <w:sz w:val="20"/>
+                <w:szCs w:val="20"/>
+              </w:rPr>
+              <w:t xml:space="preserve">Dist4</w:t>
+            </w:r>
+            <w:r>
+              <w:rPr>
+                <w:sz w:val="22"/>
+                <w:szCs w:val="22"/>
+              </w:rPr>
+              <w:t xml:space="preserve"> cho bồn trộn, </w:t>
+            </w:r>
+            <w:r>
+              <w:rPr>
+                <w:rFonts w:ascii="Consolas" w:cs="Consolas" w:eastAsia="Consolas" w:hAnsi="Consolas"/>
+                <w:color w:val="9333EA"/>
+                <w:sz w:val="20"/>
+                <w:szCs w:val="20"/>
+              </w:rPr>
+              <w:t xml:space="preserve">Dist3</w:t>
+            </w:r>
+            <w:r>
+              <w:rPr>
+                <w:sz w:val="22"/>
+                <w:szCs w:val="22"/>
+              </w:rPr>
+              <w:t xml:space="preserve"> cho bồn nước.</w:t>
+            </w:r>
+          </w:p>
+          <w:p>
+            <w:pPr>
+              <w:spacing w:after="60"/>
+            </w:pPr>
+            <w:r>
+              <w:rPr>
+                <w:sz w:val="22"/>
+                <w:szCs w:val="22"/>
+              </w:rPr>
+              <w:t xml:space="preserve">Chưa tự sửa vì đây là logic điều khiển bơm thật. Chạy ở chế độ THỦ CÔNG thì không ảnh hưởng gì.</w:t>
             </w:r>
           </w:p>
         </w:tc>
